--- a/03_report/tables/pdf_output_test.docx
+++ b/03_report/tables/pdf_output_test.docx
@@ -17,7 +17,6 @@
       </w:tblGrid>
       <w:tr>
         <w:trPr>
-          <w:tblHeader/>
           <w:jc w:val="center"/>
         </w:trPr>
         <w:tc>
